--- a/Templates/КФХ/Принятие иницирование КФХ.docx
+++ b/Templates/КФХ/Принятие иницирование КФХ.docx
@@ -231,6 +231,8 @@
           <w:rFonts w:ascii="Times New Roman" w:hAnsi="Times New Roman" w:cs="Times New Roman"/>
         </w:rPr>
       </w:pPr>
+      <w:bookmarkStart w:id="0" w:name="_GoBack"/>
+      <w:bookmarkEnd w:id="0"/>
     </w:p>
     <w:tbl>
       <w:tblPr>
@@ -375,9 +377,14 @@
           <w:rFonts w:ascii="Times New Roman" w:hAnsi="Times New Roman" w:cs="Times New Roman"/>
         </w:rPr>
       </w:pPr>
+      <w:proofErr w:type="gramStart"/>
       <w:r>
+        <w:rPr>
+          <w:rFonts w:ascii="Times New Roman" w:hAnsi="Times New Roman" w:cs="Times New Roman"/>
+        </w:rPr>
         <w:t>Арбитражный суд Ростовской области в составе судьи [415],ознакомившись с заявлением «[989]» (ОГРН [990], ИНН [991]) о признании несостоятельным (банкротом) Главы КФХ индивидуального предпринимателя [2.4] (дата рождения: [3],  ИНН [4], ОГРНИП [4.1],  место регистрации: [6]), в отсутствие участвующих в деле лиц, извещенных о времени и месте судебного заседания надлежащим образом, установил следующее.</w:t>
       </w:r>
+      <w:proofErr w:type="gramEnd"/>
     </w:p>
     <w:p>
       <w:pPr>
@@ -389,6 +396,9 @@
         </w:rPr>
       </w:pPr>
       <w:r>
+        <w:rPr>
+          <w:rFonts w:ascii="Times New Roman" w:hAnsi="Times New Roman" w:cs="Times New Roman"/>
+        </w:rPr>
         <w:t>«[989]» (далее – банк) обратилось в арбитражный суд с заявлением о банкротстве Главы КФХ индивидуального предпринимателя [2.1].</w:t>
       </w:r>
     </w:p>
@@ -444,15 +454,8 @@
       <w:r>
         <w:rPr>
           <w:rFonts w:ascii="Times New Roman" w:eastAsia="Times New Roman" w:hAnsi="Times New Roman" w:cs="Times New Roman"/>
-          <w:sz w:val="24"/>
         </w:rPr>
-        <w:t>99]</w:t>
-      </w:r>
-      <w:r>
-        <w:rPr>
-          <w:rFonts w:ascii="Times New Roman" w:eastAsia="Times New Roman" w:hAnsi="Times New Roman" w:cs="Times New Roman"/>
-        </w:rPr>
-        <w:t xml:space="preserve">). </w:t>
+        <w:t xml:space="preserve">99]). </w:t>
       </w:r>
     </w:p>
     <w:p>
@@ -528,41 +531,25 @@
         <w:rPr>
           <w:rFonts w:ascii="Times New Roman" w:eastAsia="Times New Roman" w:hAnsi="Times New Roman" w:cs="Times New Roman"/>
         </w:rPr>
-        <w:t>ндивидуального предпринимателя</w:t>
+        <w:t xml:space="preserve">ндивидуального предпринимателя </w:t>
       </w:r>
       <w:r>
         <w:rPr>
-          <w:rFonts w:ascii="Times New Roman" w:eastAsia="Times New Roman" w:hAnsi="Times New Roman"/>
-          <w:b/>
-        </w:rPr>
-        <w:t xml:space="preserve"> </w:t>
-      </w:r>
-      <w:r>
-        <w:rPr>
-          <w:rFonts w:ascii="Times New Roman" w:eastAsia="Times New Roman" w:hAnsi="Times New Roman"/>
-          <w:b/>
+          <w:rFonts w:ascii="Times New Roman" w:eastAsia="Times New Roman" w:hAnsi="Times New Roman" w:cs="Times New Roman"/>
         </w:rPr>
         <w:t>[2</w:t>
       </w:r>
       <w:r>
         <w:rPr>
-          <w:rFonts w:ascii="Times New Roman" w:eastAsia="Times New Roman" w:hAnsi="Times New Roman"/>
-          <w:b/>
+          <w:rFonts w:ascii="Times New Roman" w:eastAsia="Times New Roman" w:hAnsi="Times New Roman" w:cs="Times New Roman"/>
         </w:rPr>
         <w:t>.1</w:t>
       </w:r>
       <w:r>
         <w:rPr>
-          <w:rFonts w:ascii="Times New Roman" w:eastAsia="Times New Roman" w:hAnsi="Times New Roman"/>
-          <w:b/>
-        </w:rPr>
-        <w:t>]</w:t>
-      </w:r>
-      <w:r>
-        <w:rPr>
           <w:rFonts w:ascii="Times New Roman" w:eastAsia="Times New Roman" w:hAnsi="Times New Roman" w:cs="Times New Roman"/>
         </w:rPr>
-        <w:t>.</w:t>
+        <w:t>].</w:t>
       </w:r>
     </w:p>
     <w:p>
@@ -698,6 +685,7 @@
           <w:rFonts w:ascii="Times New Roman" w:hAnsi="Times New Roman" w:cs="Times New Roman"/>
         </w:rPr>
       </w:pPr>
+      <w:proofErr w:type="gramStart"/>
       <w:r>
         <w:rPr>
           <w:rFonts w:ascii="Times New Roman" w:eastAsia="Times New Roman" w:hAnsi="Times New Roman" w:cs="Times New Roman"/>
@@ -716,6 +704,7 @@
         </w:rPr>
         <w:t xml:space="preserve"> г. - письменный мотивированный и документально-обоснованный отзыв на заявление, с приложением документов, которые подтверждают возражения относительно заявления; заранее направить отзыв лицам, участвующим в деле, доказательства направления (квитанцию об отправке, уведомление о вручении) представить в суд; </w:t>
       </w:r>
+      <w:proofErr w:type="gramEnd"/>
     </w:p>
     <w:p>
       <w:pPr>
@@ -1027,7 +1016,6 @@
       <w:r>
         <w:rPr>
           <w:rFonts w:ascii="Times New Roman" w:eastAsia="Times New Roman" w:hAnsi="Times New Roman" w:cs="Times New Roman"/>
-          <w:lang w:val="en-US"/>
         </w:rPr>
         <w:t>[99]</w:t>
       </w:r>
@@ -1152,24 +1140,36 @@
       <w:r>
         <w:rPr>
           <w:rFonts w:ascii="Times New Roman" w:eastAsia="Times New Roman" w:hAnsi="Times New Roman" w:cs="Times New Roman"/>
-          <w:lang w:val="en-US"/>
         </w:rPr>
-        <w:t>[99</w:t>
+        <w:t>[99]</w:t>
       </w:r>
-      <w:bookmarkStart w:id="0" w:name="_GoBack"/>
-      <w:bookmarkEnd w:id="0"/>
-      <w:r>
-        <w:rPr>
-          <w:rFonts w:ascii="Times New Roman" w:eastAsia="Times New Roman" w:hAnsi="Times New Roman" w:cs="Times New Roman"/>
-          <w:lang w:val="en-US"/>
-        </w:rPr>
-        <w:t>]</w:t>
-      </w:r>
+      <w:proofErr w:type="gramStart"/>
       <w:r>
         <w:rPr>
           <w:rFonts w:ascii="Times New Roman" w:eastAsia="Times New Roman" w:hAnsi="Times New Roman" w:cs="Times New Roman"/>
         </w:rPr>
-        <w:t>. представить в суд: пояснения о том, производилось ли принудительное взыскание в отношении должника (представить справку по исполнительному производству, копии материалов исполнительного производства).</w:t>
+        <w:t>.</w:t>
+      </w:r>
+      <w:proofErr w:type="gramEnd"/>
+      <w:r>
+        <w:rPr>
+          <w:rFonts w:ascii="Times New Roman" w:eastAsia="Times New Roman" w:hAnsi="Times New Roman" w:cs="Times New Roman"/>
+        </w:rPr>
+        <w:t xml:space="preserve"> </w:t>
+      </w:r>
+      <w:proofErr w:type="gramStart"/>
+      <w:r>
+        <w:rPr>
+          <w:rFonts w:ascii="Times New Roman" w:eastAsia="Times New Roman" w:hAnsi="Times New Roman" w:cs="Times New Roman"/>
+        </w:rPr>
+        <w:t>п</w:t>
+      </w:r>
+      <w:proofErr w:type="gramEnd"/>
+      <w:r>
+        <w:rPr>
+          <w:rFonts w:ascii="Times New Roman" w:eastAsia="Times New Roman" w:hAnsi="Times New Roman" w:cs="Times New Roman"/>
+        </w:rPr>
+        <w:t>редставить в суд: пояснения о том, производилось ли принудительное взыскание в отношении должника (представить справку по исполнительному производству, копии материалов исполнительного производства).</w:t>
       </w:r>
     </w:p>
     <w:p>
@@ -1181,6 +1181,7 @@
           <w:rFonts w:ascii="Times New Roman" w:hAnsi="Times New Roman" w:cs="Times New Roman"/>
         </w:rPr>
       </w:pPr>
+      <w:proofErr w:type="gramStart"/>
       <w:r>
         <w:rPr>
           <w:rFonts w:ascii="Times New Roman" w:eastAsia="Times New Roman" w:hAnsi="Times New Roman" w:cs="Times New Roman"/>
@@ -1197,8 +1198,23 @@
         <w:rPr>
           <w:rFonts w:ascii="Times New Roman" w:eastAsia="Times New Roman" w:hAnsi="Times New Roman" w:cs="Times New Roman"/>
         </w:rPr>
-        <w:t>не позднее, чем через 9 дней с даты получения настоящего определения, представить сведения о кандидатуре арбитражного управляющего из числа своих членов, и представить документы, подтверждающие соответствие данной кандидатуры арбитражного управляющего установленным Федеральным законом от 26.10.2002 № 127- ФЗ «О несостоятельности (банкротстве)» требованиям (в том числе идентификационный номер налогоплательщика или паспортные данные, почтовый адрес в Российской Федерации, по которому все заинтересованные лица могут направлять ему корреспонденцию, решение указанного органа о представлении для утверждения соответствующей кандидатуры, согласие кандидата на утверждение), доказательства направления информации о соответствии кандидатуры арбитражного управляющего требованиям действующего законодательства о банкротстве должнику.</w:t>
+        <w:t>не позднее, чем через 9 дней с даты получения настоящего определения, представить сведения о кандидатуре арбитражного управляющего из числа своих членов, и представить документы, подтверждающие соответствие данной кандидатуры арбитражного управляющего установленным Федеральным законом от 26.10.2002 № 127- ФЗ «О несостоятельности (банкротстве)» требованиям (в том числе идентификационный номер налогоплательщика или паспортные данные, почтовый адрес в Российской</w:t>
       </w:r>
+      <w:proofErr w:type="gramEnd"/>
+      <w:r>
+        <w:rPr>
+          <w:rFonts w:ascii="Times New Roman" w:eastAsia="Times New Roman" w:hAnsi="Times New Roman" w:cs="Times New Roman"/>
+        </w:rPr>
+        <w:t xml:space="preserve"> </w:t>
+      </w:r>
+      <w:proofErr w:type="gramStart"/>
+      <w:r>
+        <w:rPr>
+          <w:rFonts w:ascii="Times New Roman" w:eastAsia="Times New Roman" w:hAnsi="Times New Roman" w:cs="Times New Roman"/>
+        </w:rPr>
+        <w:t>Федерации, по которому все заинтересованные лица могут направлять ему корреспонденцию, решение указанного органа о представлении для утверждения соответствующей кандидатуры, согласие кандидата на утверждение), доказательства направления информации о соответствии кандидатуры арбитражного управляющего требованиям действующего законодательства о банкротстве должнику.</w:t>
+      </w:r>
+      <w:proofErr w:type="gramEnd"/>
     </w:p>
     <w:p>
       <w:pPr>
@@ -1505,7 +1521,13 @@
         </w:rPr>
       </w:pPr>
     </w:p>
-    <w:p/>
+    <w:p>
+      <w:pPr>
+        <w:rPr>
+          <w:rFonts w:ascii="Times New Roman" w:hAnsi="Times New Roman" w:cs="Times New Roman"/>
+        </w:rPr>
+      </w:pPr>
+    </w:p>
     <w:sectPr>
       <w:pgSz w:w="11906" w:h="16838"/>
       <w:pgMar w:top="1134" w:right="850" w:bottom="1134" w:left="1701" w:header="709" w:footer="709" w:gutter="0"/>
